--- a/docs/Colvio_Training_Guide_EN.docx
+++ b/docs/Colvio_Training_Guide_EN.docx
@@ -63,7 +63,7 @@
           <w:sz w:val="22"/>
           <w:szCs w:val="22"/>
         </w:rPr>
-        <w:t xml:space="preserve">v1.11.154  ·  August 2026</w:t>
+        <w:t xml:space="preserve">v1.11.170  ·  October 2026</w:t>
       </w:r>
     </w:p>
     <w:p>
@@ -199,10 +199,10 @@
           <w:b/>
           <w:bCs/>
         </w:rPr>
-        <w:t xml:space="preserve">14 modules</w:t>
-      </w:r>
-      <w:r>
-        <w:t xml:space="preserve"> covering exploration, restore, data loading, API testing and auditing.</w:t>
+        <w:t xml:space="preserve">20 modules</w:t>
+      </w:r>
+      <w:r>
+        <w:t xml:space="preserve"> covering exploration, restore, data loading, API testing, modeling and auditing.</w:t>
       </w:r>
     </w:p>
     <w:p>
@@ -285,7 +285,7 @@
           <w:sz w:val="20"/>
           <w:szCs w:val="20"/>
         </w:rPr>
-        <w:t xml:space="preserve">💡 Recommended screenshot here: the Colvio sidebar with all 19 tabs, on your demo org.</w:t>
+        <w:t xml:space="preserve">💡 Recommended screenshot here: the Colvio sidebar with all 20 tabs, on your demo org.</w:t>
       </w:r>
     </w:p>
     <w:p>
@@ -432,50 +432,20 @@
           <w:b/>
           <w:bCs/>
         </w:rPr>
-        <w:t xml:space="preserve">PROD</w:t>
-      </w:r>
-      <w:r>
-        <w:t xml:space="preserve">, </w:t>
-      </w:r>
-      <w:r>
-        <w:rPr>
-          <w:b/>
-          <w:bCs/>
-        </w:rPr>
-        <w:t xml:space="preserve">SANDBOX</w:t>
-      </w:r>
-      <w:r>
-        <w:t xml:space="preserve">, </w:t>
-      </w:r>
-      <w:r>
-        <w:rPr>
-          <w:b/>
-          <w:bCs/>
-        </w:rPr>
-        <w:t xml:space="preserve">UAT</w:t>
-      </w:r>
-      <w:r>
-        <w:t xml:space="preserve">, </w:t>
-      </w:r>
-      <w:r>
-        <w:rPr>
-          <w:b/>
-          <w:bCs/>
-        </w:rPr>
-        <w:t xml:space="preserve">DEV</w:t>
-      </w:r>
-      <w:r>
-        <w:t xml:space="preserve">, </w:t>
-      </w:r>
-      <w:r>
-        <w:rPr>
-          <w:b/>
-          <w:bCs/>
-        </w:rPr>
-        <w:t xml:space="preserve">TRIAL</w:t>
-      </w:r>
-      <w:r>
-        <w:t xml:space="preserve">… It comes from Microsoft's </w:t>
+        <w:t xml:space="preserve">⚠ PROD</w:t>
+      </w:r>
+      <w:r>
+        <w:t xml:space="preserve"> (red) or </w:t>
+      </w:r>
+      <w:r>
+        <w:rPr>
+          <w:b/>
+          <w:bCs/>
+        </w:rPr>
+        <w:t xml:space="preserve">SANDBOX / UAT / DEV / TRIAL</w:t>
+      </w:r>
+      <w:r>
+        <w:t xml:space="preserve"> (green). It maps Microsoft's DOCUMENTED OrganizationType enum: a production org reports </w:t>
       </w:r>
       <w:r>
         <w:rPr>
@@ -484,10 +454,34 @@
           <w:sz w:val="19"/>
           <w:szCs w:val="19"/>
         </w:rPr>
-        <w:t xml:space="preserve">RetrieveCurrentOrganization</w:t>
-      </w:r>
-      <w:r>
-        <w:t xml:space="preserve"> API (OrganizationType field) — the authoritative source — with a URL heuristic as fallback only. Always check it before a data load.</w:t>
+        <w:t xml:space="preserve">Customer</w:t>
+      </w:r>
+      <w:r>
+        <w:t xml:space="preserve"> or </w:t>
+      </w:r>
+      <w:r>
+        <w:rPr>
+          <w:rFonts w:ascii="Consolas" w:cs="Consolas" w:eastAsia="Consolas" w:hAnsi="Consolas"/>
+          <w:color w:val="0E7490"/>
+          <w:sz w:val="19"/>
+          <w:szCs w:val="19"/>
+        </w:rPr>
+        <w:t xml:space="preserve">Secondary</w:t>
+      </w:r>
+      <w:r>
+        <w:t xml:space="preserve"> — the enum has no </w:t>
+      </w:r>
+      <w:r>
+        <w:rPr>
+          <w:rFonts w:ascii="Consolas" w:cs="Consolas" w:eastAsia="Consolas" w:hAnsi="Consolas"/>
+          <w:color w:val="0E7490"/>
+          <w:sz w:val="19"/>
+          <w:szCs w:val="19"/>
+        </w:rPr>
+        <w:t xml:space="preserve">Production</w:t>
+      </w:r>
+      <w:r>
+        <w:t xml:space="preserve"> member — and any unknown value is presumed production (fail-closed). Colvio's PROD confirmations (Loader, bulk update/delete, edits) arm on this detection. Always check the badge before loading data.</w:t>
       </w:r>
     </w:p>
     <w:p>
@@ -804,7 +798,17 @@
         <w:spacing w:after="120"/>
       </w:pPr>
       <w:r>
-        <w:t xml:space="preserve">Write </w:t>
+        <w:t xml:space="preserve">Two engines, one toggle. </w:t>
+      </w:r>
+      <w:r>
+        <w:rPr>
+          <w:b/>
+          <w:bCs/>
+        </w:rPr>
+        <w:t xml:space="preserve">⚡ Native</w:t>
+      </w:r>
+      <w:r>
+        <w:t xml:space="preserve"> (default): your SELECT goes straight to Dataverse via the Web API </w:t>
       </w:r>
       <w:r>
         <w:rPr>
@@ -813,166 +817,20 @@
           <w:sz w:val="19"/>
           <w:szCs w:val="19"/>
         </w:rPr>
-        <w:t xml:space="preserve">SELECT</w:t>
-      </w:r>
-      <w:r>
-        <w:t xml:space="preserve">, </w:t>
-      </w:r>
-      <w:r>
-        <w:rPr>
-          <w:rFonts w:ascii="Consolas" w:cs="Consolas" w:eastAsia="Consolas" w:hAnsi="Consolas"/>
-          <w:color w:val="0E7490"/>
-          <w:sz w:val="19"/>
-          <w:szCs w:val="19"/>
-        </w:rPr>
-        <w:t xml:space="preserve">FROM</w:t>
-      </w:r>
-      <w:r>
-        <w:t xml:space="preserve">, </w:t>
-      </w:r>
-      <w:r>
-        <w:rPr>
-          <w:rFonts w:ascii="Consolas" w:cs="Consolas" w:eastAsia="Consolas" w:hAnsi="Consolas"/>
-          <w:color w:val="0E7490"/>
-          <w:sz w:val="19"/>
-          <w:szCs w:val="19"/>
-        </w:rPr>
-        <w:t xml:space="preserve">JOIN</w:t>
-      </w:r>
-      <w:r>
-        <w:t xml:space="preserve">, </w:t>
-      </w:r>
-      <w:r>
-        <w:rPr>
-          <w:rFonts w:ascii="Consolas" w:cs="Consolas" w:eastAsia="Consolas" w:hAnsi="Consolas"/>
-          <w:color w:val="0E7490"/>
-          <w:sz w:val="19"/>
-          <w:szCs w:val="19"/>
-        </w:rPr>
-        <w:t xml:space="preserve">WHERE</w:t>
-      </w:r>
-      <w:r>
-        <w:t xml:space="preserve">, </w:t>
-      </w:r>
-      <w:r>
-        <w:rPr>
-          <w:rFonts w:ascii="Consolas" w:cs="Consolas" w:eastAsia="Consolas" w:hAnsi="Consolas"/>
-          <w:color w:val="0E7490"/>
-          <w:sz w:val="19"/>
-          <w:szCs w:val="19"/>
-        </w:rPr>
-        <w:t xml:space="preserve">ORDER BY</w:t>
-      </w:r>
-      <w:r>
-        <w:t xml:space="preserve">, </w:t>
-      </w:r>
-      <w:r>
-        <w:rPr>
-          <w:rFonts w:ascii="Consolas" w:cs="Consolas" w:eastAsia="Consolas" w:hAnsi="Consolas"/>
-          <w:color w:val="0E7490"/>
-          <w:sz w:val="19"/>
-          <w:szCs w:val="19"/>
-        </w:rPr>
-        <w:t xml:space="preserve">TOP</w:t>
-      </w:r>
-      <w:r>
-        <w:t xml:space="preserve">, </w:t>
-      </w:r>
-      <w:r>
-        <w:rPr>
-          <w:rFonts w:ascii="Consolas" w:cs="Consolas" w:eastAsia="Consolas" w:hAnsi="Consolas"/>
-          <w:color w:val="0E7490"/>
-          <w:sz w:val="19"/>
-          <w:szCs w:val="19"/>
-        </w:rPr>
-        <w:t xml:space="preserve">DISTINCT</w:t>
-      </w:r>
-      <w:r>
-        <w:t xml:space="preserve">, </w:t>
-      </w:r>
-      <w:r>
-        <w:rPr>
-          <w:rFonts w:ascii="Consolas" w:cs="Consolas" w:eastAsia="Consolas" w:hAnsi="Consolas"/>
-          <w:color w:val="0E7490"/>
-          <w:sz w:val="19"/>
-          <w:szCs w:val="19"/>
-        </w:rPr>
-        <w:t xml:space="preserve">GROUP BY</w:t>
-      </w:r>
-      <w:r>
-        <w:t xml:space="preserve"> and aggregates (</w:t>
-      </w:r>
-      <w:r>
-        <w:rPr>
-          <w:rFonts w:ascii="Consolas" w:cs="Consolas" w:eastAsia="Consolas" w:hAnsi="Consolas"/>
-          <w:color w:val="0E7490"/>
-          <w:sz w:val="19"/>
-          <w:szCs w:val="19"/>
-        </w:rPr>
-        <w:t xml:space="preserve">COUNT(*)</w:t>
-      </w:r>
-      <w:r>
-        <w:t xml:space="preserve">, </w:t>
-      </w:r>
-      <w:r>
-        <w:rPr>
-          <w:rFonts w:ascii="Consolas" w:cs="Consolas" w:eastAsia="Consolas" w:hAnsi="Consolas"/>
-          <w:color w:val="0E7490"/>
-          <w:sz w:val="19"/>
-          <w:szCs w:val="19"/>
-        </w:rPr>
-        <w:t xml:space="preserve">SUM</w:t>
-      </w:r>
-      <w:r>
-        <w:t xml:space="preserve">, </w:t>
-      </w:r>
-      <w:r>
-        <w:rPr>
-          <w:rFonts w:ascii="Consolas" w:cs="Consolas" w:eastAsia="Consolas" w:hAnsi="Consolas"/>
-          <w:color w:val="0E7490"/>
-          <w:sz w:val="19"/>
-          <w:szCs w:val="19"/>
-        </w:rPr>
-        <w:t xml:space="preserve">AVG</w:t>
-      </w:r>
-      <w:r>
-        <w:t xml:space="preserve">, </w:t>
-      </w:r>
-      <w:r>
-        <w:rPr>
-          <w:rFonts w:ascii="Consolas" w:cs="Consolas" w:eastAsia="Consolas" w:hAnsi="Consolas"/>
-          <w:color w:val="0E7490"/>
-          <w:sz w:val="19"/>
-          <w:szCs w:val="19"/>
-        </w:rPr>
-        <w:t xml:space="preserve">MIN</w:t>
-      </w:r>
-      <w:r>
-        <w:t xml:space="preserve">, </w:t>
-      </w:r>
-      <w:r>
-        <w:rPr>
-          <w:rFonts w:ascii="Consolas" w:cs="Consolas" w:eastAsia="Consolas" w:hAnsi="Consolas"/>
-          <w:color w:val="0E7490"/>
-          <w:sz w:val="19"/>
-          <w:szCs w:val="19"/>
-        </w:rPr>
-        <w:t xml:space="preserve">MAX</w:t>
-      </w:r>
-      <w:r>
-        <w:t xml:space="preserve">). Translation to FetchXML guarantees reliable pagination and joins via </w:t>
-      </w:r>
-      <w:r>
-        <w:rPr>
-          <w:rFonts w:ascii="Consolas" w:cs="Consolas" w:eastAsia="Consolas" w:hAnsi="Consolas"/>
-          <w:color w:val="0E7490"/>
-          <w:sz w:val="19"/>
-          <w:szCs w:val="19"/>
-        </w:rPr>
-        <w:t xml:space="preserve">link-entity</w:t>
-      </w:r>
-      <w:r>
-        <w:t xml:space="preserve">:</w:t>
+        <w:t xml:space="preserve">?sql=</w:t>
+      </w:r>
+      <w:r>
+        <w:t xml:space="preserve"> option — the server parses it: multi-table JOINs with aliases, self-joins, DISTINCT, server-side GROUP BY and aggregates, DATEADD/GETUTCDATE relative dates (no SELECT *, subqueries, HAVING or TOP; aggregates capped at 50,000). </w:t>
+      </w:r>
+      <w:r>
+        <w:rPr>
+          <w:b/>
+          <w:bCs/>
+        </w:rPr>
+        <w:t xml:space="preserve">⇄ Transpiled</w:t>
+      </w:r>
+      <w:r>
+        <w:t xml:space="preserve">: Colvio converts the SQL to FetchXML — the only engine with HAVING and TOP, and the automatic fallback when the org lacks the option:</w:t>
       </w:r>
     </w:p>
     <w:p>
@@ -1320,7 +1178,17 @@
         <w:t xml:space="preserve">every field</w:t>
       </w:r>
       <w:r>
-        <w:t xml:space="preserve">: logical name, label, type, value. Clickable lookups, copy per-field or full JSON.</w:t>
+        <w:t xml:space="preserve">: logical name, label, type, value. Clickable lookups, copy per-field or full JSON. Writable fields edit inline — </w:t>
+      </w:r>
+      <w:r>
+        <w:rPr>
+          <w:b/>
+          <w:bCs/>
+        </w:rPr>
+        <w:t xml:space="preserve">lookups included</w:t>
+      </w:r>
+      <w:r>
+        <w:t xml:space="preserve">: paste the target GUID to link/relink, clear to unlink, all validated before sending (production confirms first).</w:t>
       </w:r>
     </w:p>
     <w:p>
@@ -1356,7 +1224,17 @@
         <w:t xml:space="preserve">export of all OptionSets</w:t>
       </w:r>
       <w:r>
-        <w:t xml:space="preserve">. This is where you check a picklist's exact labels before a label-based import.</w:t>
+        <w:t xml:space="preserve">. </w:t>
+      </w:r>
+      <w:r>
+        <w:rPr>
+          <w:b/>
+          <w:bCs/>
+        </w:rPr>
+        <w:t xml:space="preserve">Virtual / Elastic chips</w:t>
+      </w:r>
+      <w:r>
+        <w:t xml:space="preserve"> filter by table type (find every virtual table at a glance). This is where you check a picklist's exact labels before a label-based import.</w:t>
       </w:r>
     </w:p>
     <w:p>
@@ -2857,7 +2735,17 @@
         <w:spacing w:after="120"/>
       </w:pPr>
       <w:r>
-        <w:t xml:space="preserve">Interactive Entity-Relationship Diagram: add entities to the canvas, cards show fields with FK badges, curves connect each lookup to its target. Drag, zoom, “+” adds related entities. Export </w:t>
+        <w:t xml:space="preserve">Interactive Entity-Relationship Diagram: add entities to the canvas, cards show fields with FK badges, curves connect each lookup to its target. </w:t>
+      </w:r>
+      <w:r>
+        <w:rPr>
+          <w:b/>
+          <w:bCs/>
+        </w:rPr>
+        <w:t xml:space="preserve">N:N relationships</w:t>
+      </w:r>
+      <w:r>
+        <w:t xml:space="preserve"> draw as dashed lines between cards. Drag, zoom, “+” adds related entities. Export </w:t>
       </w:r>
       <w:r>
         <w:rPr>
@@ -2867,7 +2755,7 @@
         <w:t xml:space="preserve">PNG, SVG, Mermaid</w:t>
       </w:r>
       <w:r>
-        <w:t xml:space="preserve">.</w:t>
+        <w:t xml:space="preserve"> — your data model, ready for a wiki or a deck.</w:t>
       </w:r>
     </w:p>
     <w:p>
@@ -2883,7 +2771,17 @@
         <w:spacing w:after="120"/>
       </w:pPr>
       <w:r>
-        <w:t xml:space="preserve">Relationship graph for one entity: N:1 parents, 1:N children, N:N. Depth 1-2, click to drill down.</w:t>
+        <w:t xml:space="preserve">Relationship graph for one entity: N:1 parents, 1:N children, N:N. </w:t>
+      </w:r>
+      <w:r>
+        <w:rPr>
+          <w:b/>
+          <w:bCs/>
+        </w:rPr>
+        <w:t xml:space="preserve">Business</w:t>
+      </w:r>
+      <w:r>
+        <w:t xml:space="preserve"> relationships show first; the system plumbing (createdby, owner, currency…) hides behind a toggle. ↻ reloads from the org (metadata is cached 1 h). Depth 1-2, click to drill down.</w:t>
       </w:r>
     </w:p>
     <w:p>
@@ -2988,6 +2886,78 @@
       </w:r>
       <w:r>
         <w:t xml:space="preserve"> in red), and 30+ sensitive privileges flagged. CSV export per role.</w:t>
+      </w:r>
+    </w:p>
+    <w:p>
+      <w:pPr>
+        <w:pStyle w:val="Heading2"/>
+      </w:pPr>
+      <w:r>
+        <w:t xml:space="preserve">Teams</w:t>
+      </w:r>
+    </w:p>
+    <w:p>
+      <w:pPr>
+        <w:spacing w:after="120"/>
+      </w:pPr>
+      <w:r>
+        <w:t xml:space="preserve">Every team in the org by type (owner, Entra group, on-demand access teams): the members, and above all the </w:t>
+      </w:r>
+      <w:r>
+        <w:rPr>
+          <w:b/>
+          <w:bCs/>
+        </w:rPr>
+        <w:t xml:space="preserve">security roles the team carries</w:t>
+      </w:r>
+      <w:r>
+        <w:t xml:space="preserve"> — inherited by every member without ever showing on their profile. It answers the question: why does this user have that right? For Entra teams: copiable group Object ID, plus the reminder that membership materializes on the user's next access.</w:t>
+      </w:r>
+    </w:p>
+    <w:p>
+      <w:pPr>
+        <w:pStyle w:val="Heading2"/>
+      </w:pPr>
+      <w:r>
+        <w:t xml:space="preserve">Business Units &amp; Adoption</w:t>
+      </w:r>
+    </w:p>
+    <w:p>
+      <w:pPr>
+        <w:spacing w:after="120"/>
+      </w:pPr>
+      <w:r>
+        <w:t xml:space="preserve">Business-unit hierarchy as a tree or a </w:t>
+      </w:r>
+      <w:r>
+        <w:rPr>
+          <w:b/>
+          <w:bCs/>
+        </w:rPr>
+        <w:t xml:space="preserve">full-screen org chart</w:t>
+      </w:r>
+      <w:r>
+        <w:t xml:space="preserve"> (PNG export). Bulk user moves — tick, or </w:t>
+      </w:r>
+      <w:r>
+        <w:rPr>
+          <w:b/>
+          <w:bCs/>
+        </w:rPr>
+        <w:t xml:space="preserve">paste a list of emails</w:t>
+      </w:r>
+      <w:r>
+        <w:t xml:space="preserve"> (selection within the displayed BU, or an org-wide search to move INTO the BU) — with the roles truth stated before confirming. </w:t>
+      </w:r>
+      <w:r>
+        <w:rPr>
+          <w:b/>
+          <w:bCs/>
+        </w:rPr>
+        <w:t xml:space="preserve">Adoption</w:t>
+      </w:r>
+      <w:r>
+        <w:t xml:space="preserve">: access events, DAU/WAU/MAU, per-BU rates, inactivity, one-click PowerPoint report.</w:t>
       </w:r>
     </w:p>
     <w:p>
@@ -3574,7 +3544,7 @@
                 <w:sz w:val="20"/>
                 <w:szCs w:val="20"/>
               </w:rPr>
-              <w:t xml:space="preserve">The badge comes from the OrganizationType API. For a brand-new org, re-click the Colvio icon from the D365 tab.</w:t>
+              <w:t xml:space="preserve">The badge maps the OrganizationType enum: production orgs report Customer or Secondary, and any unknown value is presumed PROD (fail-closed) — a spurious PROD badge costs one confirmation click, never the reverse.</w:t>
             </w:r>
           </w:p>
         </w:tc>
@@ -4077,7 +4047,7 @@
         <w:sz w:val="17"/>
         <w:szCs w:val="17"/>
       </w:rPr>
-      <w:t xml:space="preserve">Colvio v1.11.154 — Training Guide  —  </w:t>
+      <w:t xml:space="preserve">Colvio v1.11.170 — Training Guide  —  </w:t>
     </w:r>
     <w:r>
       <w:rPr>

--- a/docs/Colvio_Training_Guide_EN.docx
+++ b/docs/Colvio_Training_Guide_EN.docx
@@ -63,7 +63,7 @@
           <w:sz w:val="22"/>
           <w:szCs w:val="22"/>
         </w:rPr>
-        <w:t xml:space="preserve">v1.11.170  ·  October 2026</w:t>
+        <w:t xml:space="preserve">v1.11.171  ·  October 2026</w:t>
       </w:r>
     </w:p>
     <w:p>
@@ -199,7 +199,7 @@
           <w:b/>
           <w:bCs/>
         </w:rPr>
-        <w:t xml:space="preserve">20 modules</w:t>
+        <w:t xml:space="preserve">21 modules</w:t>
       </w:r>
       <w:r>
         <w:t xml:space="preserve"> covering exploration, restore, data loading, API testing, modeling and auditing.</w:t>
@@ -285,7 +285,7 @@
           <w:sz w:val="20"/>
           <w:szCs w:val="20"/>
         </w:rPr>
-        <w:t xml:space="preserve">💡 Recommended screenshot here: the Colvio sidebar with all 20 tabs, on your demo org.</w:t>
+        <w:t xml:space="preserve">💡 Recommended screenshot here: the Colvio sidebar with all 21 tabs, on your demo org.</w:t>
       </w:r>
     </w:p>
     <w:p>
@@ -2919,6 +2919,52 @@
         <w:pStyle w:val="Heading2"/>
       </w:pPr>
       <w:r>
+        <w:t xml:space="preserve">Storage</w:t>
+      </w:r>
+    </w:p>
+    <w:p>
+      <w:pPr>
+        <w:spacing w:after="120"/>
+      </w:pPr>
+      <w:r>
+        <w:t xml:space="preserve">Where your Dataverse capacity goes: the row count of </w:t>
+      </w:r>
+      <w:r>
+        <w:rPr>
+          <w:b/>
+          <w:bCs/>
+        </w:rPr>
+        <w:t xml:space="preserve">every table</w:t>
+      </w:r>
+      <w:r>
+        <w:t xml:space="preserve"> (Dataverse snapshot under 24 h old — the whole org in seconds), ranked and tagged Database / File / Log, the </w:t>
+      </w:r>
+      <w:r>
+        <w:rPr>
+          <w:b/>
+          <w:bCs/>
+        </w:rPr>
+        <w:t xml:space="preserve">system tables that grow silently</w:t>
+      </w:r>
+      <w:r>
+        <w:t xml:space="preserve"> with the cleanup action that applies, and </w:t>
+      </w:r>
+      <w:r>
+        <w:rPr>
+          <w:b/>
+          <w:bCs/>
+        </w:rPr>
+        <w:t xml:space="preserve">file storage per table in real bytes</w:t>
+      </w:r>
+      <w:r>
+        <w:t xml:space="preserve"> (notes, file/image columns, attachments), computed in the background. The billed GB stay in the Power Platform admin center (Licensing → Dataverse) — the module links there.</w:t>
+      </w:r>
+    </w:p>
+    <w:p>
+      <w:pPr>
+        <w:pStyle w:val="Heading2"/>
+      </w:pPr>
+      <w:r>
         <w:t xml:space="preserve">Business Units &amp; Adoption</w:t>
       </w:r>
     </w:p>
@@ -4047,7 +4093,7 @@
         <w:sz w:val="17"/>
         <w:szCs w:val="17"/>
       </w:rPr>
-      <w:t xml:space="preserve">Colvio v1.11.170 — Training Guide  —  </w:t>
+      <w:t xml:space="preserve">Colvio v1.11.171 — Training Guide  —  </w:t>
     </w:r>
     <w:r>
       <w:rPr>

--- a/docs/Colvio_Training_Guide_EN.docx
+++ b/docs/Colvio_Training_Guide_EN.docx
@@ -3019,7 +3019,7 @@
         <w:spacing w:after="120"/>
       </w:pPr>
       <w:r>
-        <w:t xml:space="preserve">Login/logout timeline per user (from D365 audit), session durations, access-type breakdown, CSV export. Requires auditing enabled with “Audit user access”.</w:t>
+        <w:t xml:space="preserve">Access timeline per user (D365 user-access audit): app vs web-services (API) access, active days, last access, CSV/Excel export — Dataverse has no sign-out event, so no session durations. Requires auditing enabled with “Audit user access”.</w:t>
       </w:r>
     </w:p>
     <w:p>
